--- a/doc/INFORMS JoC/lettacc.docx
+++ b/doc/INFORMS JoC/lettacc.docx
@@ -81,17 +81,8 @@
           <w:sz w:val="22"/>
           <w:szCs w:val="22"/>
         </w:rPr>
-        <w:t xml:space="preserve">Cesena, </w:t>
-      </w:r>
-      <w:proofErr w:type="spellStart"/>
-      <w:r>
-        <w:rPr>
-          <w:sz w:val="22"/>
-          <w:szCs w:val="22"/>
-        </w:rPr>
-        <w:t>Italy</w:t>
-      </w:r>
-      <w:proofErr w:type="spellEnd"/>
+        <w:t>Cesena, Italy</w:t>
+      </w:r>
     </w:p>
     <w:p>
       <w:pPr>
@@ -132,73 +123,7 @@
           <w:szCs w:val="22"/>
           <w:lang w:val="en-US"/>
         </w:rPr>
-        <w:t>E</w:t>
-      </w:r>
-      <w:r>
-        <w:rPr>
-          <w:sz w:val="22"/>
-          <w:szCs w:val="22"/>
-          <w:lang w:val="en-US"/>
-        </w:rPr>
-        <w:t>.</w:t>
-      </w:r>
-      <w:r>
-        <w:rPr>
-          <w:sz w:val="22"/>
-          <w:szCs w:val="22"/>
-          <w:lang w:val="en-US"/>
-        </w:rPr>
-        <w:t xml:space="preserve"> </w:t>
-      </w:r>
-      <w:proofErr w:type="spellStart"/>
-      <w:r>
-        <w:rPr>
-          <w:sz w:val="22"/>
-          <w:szCs w:val="22"/>
-          <w:lang w:val="en-US"/>
-        </w:rPr>
-        <w:t>Bendoly</w:t>
-      </w:r>
-      <w:proofErr w:type="spellEnd"/>
-      <w:r>
-        <w:rPr>
-          <w:sz w:val="22"/>
-          <w:szCs w:val="22"/>
-          <w:lang w:val="en-US"/>
-        </w:rPr>
-        <w:t xml:space="preserve"> and</w:t>
-      </w:r>
-      <w:r>
-        <w:rPr>
-          <w:sz w:val="22"/>
-          <w:szCs w:val="22"/>
-          <w:lang w:val="en-US"/>
-        </w:rPr>
-        <w:t xml:space="preserve"> prof.</w:t>
-      </w:r>
-      <w:r>
-        <w:rPr>
-          <w:sz w:val="22"/>
-          <w:szCs w:val="22"/>
-          <w:lang w:val="en-US"/>
-        </w:rPr>
-        <w:t xml:space="preserve"> R</w:t>
-      </w:r>
-      <w:r>
-        <w:rPr>
-          <w:sz w:val="22"/>
-          <w:szCs w:val="22"/>
-          <w:lang w:val="en-US"/>
-        </w:rPr>
-        <w:t>.</w:t>
-      </w:r>
-      <w:r>
-        <w:rPr>
-          <w:sz w:val="22"/>
-          <w:szCs w:val="22"/>
-          <w:lang w:val="en-US"/>
-        </w:rPr>
-        <w:t xml:space="preserve"> Oliva</w:t>
+        <w:t>A. Lodi</w:t>
       </w:r>
     </w:p>
     <w:p>
@@ -248,7 +173,7 @@
           <w:szCs w:val="22"/>
           <w:lang w:val="en-US"/>
         </w:rPr>
-        <w:t>Journal of Operations Management</w:t>
+        <w:t>INFORMS Journal on Computing</w:t>
       </w:r>
     </w:p>
     <w:p>
@@ -283,7 +208,7 @@
           <w:szCs w:val="22"/>
           <w:lang w:val="en-US"/>
         </w:rPr>
-        <w:t>9</w:t>
+        <w:t>20</w:t>
       </w:r>
       <w:r>
         <w:rPr>
@@ -357,49 +282,15 @@
           <w:szCs w:val="22"/>
           <w:lang w:val="en-US"/>
         </w:rPr>
-        <w:t>Dear Professor</w:t>
-      </w:r>
-      <w:r>
-        <w:rPr>
-          <w:sz w:val="22"/>
-          <w:szCs w:val="22"/>
-          <w:lang w:val="en-US"/>
-        </w:rPr>
-        <w:t>s</w:t>
-      </w:r>
-      <w:r>
-        <w:rPr>
-          <w:sz w:val="22"/>
-          <w:szCs w:val="22"/>
-          <w:lang w:val="en-US"/>
-        </w:rPr>
-        <w:t xml:space="preserve"> </w:t>
-      </w:r>
-      <w:proofErr w:type="spellStart"/>
-      <w:r>
-        <w:rPr>
-          <w:sz w:val="22"/>
-          <w:szCs w:val="22"/>
-          <w:lang w:val="en-US"/>
-        </w:rPr>
-        <w:t>Bendoly</w:t>
-      </w:r>
-      <w:proofErr w:type="spellEnd"/>
-      <w:r>
-        <w:rPr>
-          <w:sz w:val="22"/>
-          <w:szCs w:val="22"/>
-          <w:lang w:val="en-US"/>
-        </w:rPr>
-        <w:t xml:space="preserve"> and </w:t>
-      </w:r>
-      <w:r>
-        <w:rPr>
-          <w:sz w:val="22"/>
-          <w:szCs w:val="22"/>
-          <w:lang w:val="en-US"/>
-        </w:rPr>
-        <w:t>Oliva</w:t>
+        <w:t xml:space="preserve">Dear Professor </w:t>
+      </w:r>
+      <w:r>
+        <w:rPr>
+          <w:sz w:val="22"/>
+          <w:szCs w:val="22"/>
+          <w:lang w:val="en-US"/>
+        </w:rPr>
+        <w:t>Lodi</w:t>
       </w:r>
       <w:r>
         <w:rPr>
@@ -452,7 +343,7 @@
           <w:szCs w:val="22"/>
           <w:lang w:val="en-US"/>
         </w:rPr>
-        <w:t>Journal of Operations Management</w:t>
+        <w:t>INFORMS Journal on Computing</w:t>
       </w:r>
       <w:r>
         <w:rPr>
@@ -487,7 +378,7 @@
           <w:szCs w:val="22"/>
           <w:lang w:val="en-US"/>
         </w:rPr>
-        <w:t>original, empirical, supply chain management research that demonstrates both academic and practical relevance</w:t>
+        <w:t>We seek original research papers on relevant theories, methods, experiments, systems, and applications</w:t>
       </w:r>
       <w:r>
         <w:rPr>
@@ -505,7 +396,7 @@
           <w:szCs w:val="22"/>
           <w:lang w:val="en-US"/>
         </w:rPr>
-        <w:t>Operational Systems department</w:t>
+        <w:t>Simulation, Stochastic Models, &amp; Stochastic Optimization</w:t>
       </w:r>
       <w:r>
         <w:rPr>
@@ -569,7 +460,7 @@
           <w:szCs w:val="22"/>
           <w:lang w:val="en-US"/>
         </w:rPr>
-        <w:t>tactical decision-making, logistics operations, capacity management, inventory policies, process improvement, robust operations</w:t>
+        <w:t>stochastic linear and integer programming, and simulation optimization. Both methodological and modeling work is welcome. These areas are mature, so we also welcome papers at the interface of these areas and other methodological areas or applications</w:t>
       </w:r>
       <w:r>
         <w:rPr>
@@ -596,25 +487,7 @@
           <w:szCs w:val="22"/>
           <w:lang w:val="en-US"/>
         </w:rPr>
-        <w:t xml:space="preserve">The paper addresses supply chain decision-making by proposing a novel framework that integrates forecasting and stochastic optimization within a </w:t>
-      </w:r>
-      <w:proofErr w:type="spellStart"/>
-      <w:r>
-        <w:rPr>
-          <w:sz w:val="22"/>
-          <w:szCs w:val="22"/>
-          <w:lang w:val="en-US"/>
-        </w:rPr>
-        <w:t>distributionally</w:t>
-      </w:r>
-      <w:proofErr w:type="spellEnd"/>
-      <w:r>
-        <w:rPr>
-          <w:sz w:val="22"/>
-          <w:szCs w:val="22"/>
-          <w:lang w:val="en-US"/>
-        </w:rPr>
-        <w:t xml:space="preserve"> robust optimization setting. The approach links predictive modeling and optimization in an iterative structure, enabling more robust operational decisions under demand uncertainty.</w:t>
+        <w:t>The paper addresses supply chain decision-making by proposing a novel framework that integrates forecasting and stochastic optimization within a distributionally robust optimization setting. The approach links predictive modeling and optimization in an iterative structure, enabling more robust operational decisions under demand uncertainty.</w:t>
       </w:r>
     </w:p>
     <w:p>
@@ -800,41 +673,13 @@
           <w:lang w:val="en-US"/>
         </w:rPr>
       </w:pPr>
-      <w:proofErr w:type="spellStart"/>
-      <w:r>
-        <w:rPr>
-          <w:sz w:val="22"/>
-          <w:szCs w:val="22"/>
-          <w:lang w:val="en-US"/>
-        </w:rPr>
-        <w:t>Livio</w:t>
-      </w:r>
-      <w:proofErr w:type="spellEnd"/>
-      <w:r>
-        <w:rPr>
-          <w:sz w:val="22"/>
-          <w:szCs w:val="22"/>
-          <w:lang w:val="en-US"/>
-        </w:rPr>
-        <w:t xml:space="preserve"> </w:t>
-      </w:r>
-      <w:proofErr w:type="spellStart"/>
-      <w:r>
-        <w:rPr>
-          <w:sz w:val="22"/>
-          <w:szCs w:val="22"/>
-          <w:lang w:val="en-US"/>
-        </w:rPr>
-        <w:t>Fenga</w:t>
-      </w:r>
-      <w:proofErr w:type="spellEnd"/>
-      <w:r>
-        <w:rPr>
-          <w:sz w:val="22"/>
-          <w:szCs w:val="22"/>
-          <w:lang w:val="en-US"/>
-        </w:rPr>
-        <w:t>, University of Exeter Business School</w:t>
+      <w:r>
+        <w:rPr>
+          <w:sz w:val="22"/>
+          <w:szCs w:val="22"/>
+          <w:lang w:val="en-US"/>
+        </w:rPr>
+        <w:t>Livio Fenga, University of Exeter Business School</w:t>
       </w:r>
     </w:p>
     <w:p>
@@ -1895,22 +1740,15 @@
 </file>
 
 <file path=customXml/item1.xml><?xml version="1.0" encoding="utf-8"?>
-<p:properties xmlns:p="http://schemas.microsoft.com/office/2006/metadata/properties" xmlns:xsi="http://www.w3.org/2001/XMLSchema-instance" xmlns:pc="http://schemas.microsoft.com/office/infopath/2007/PartnerControls">
-  <documentManagement>
-    <PagineDiAssegnazione xmlns="17050E7E-A2DD-4021-B821-9F40A7206F78" xsi:nil="true"/>
-    <AnnoRedazione xmlns="17050E7E-A2DD-4021-B821-9F40A7206F78">2011</AnnoRedazione>
-    <AbstractO xmlns="17050E7E-A2DD-4021-B821-9F40A7206F78">Modello carta intestata AAGG.</AbstractO>
-    <AutoreDoc xmlns="17050E7E-A2DD-4021-B821-9F40A7206F78">AAGG - Settore Comunicazione</AutoreDoc>
-    <StatoDoc xmlns="17050E7E-A2DD-4021-B821-9F40A7206F78">Definitivo</StatoDoc>
-  </documentManagement>
-</p:properties>
+<?mso-contentType ?>
+<FormTemplates xmlns="http://schemas.microsoft.com/sharepoint/v3/contenttype/forms">
+  <Display>DocumentLibraryForm</Display>
+  <Edit>DocumentLibraryForm</Edit>
+  <New>DocumentLibraryForm</New>
+</FormTemplates>
 </file>
 
 <file path=customXml/item2.xml><?xml version="1.0" encoding="utf-8"?>
-<LongProperties xmlns="http://schemas.microsoft.com/office/2006/metadata/longProperties"/>
-</file>
-
-<file path=customXml/item3.xml><?xml version="1.0" encoding="utf-8"?>
 <ct:contentTypeSchema xmlns:ct="http://schemas.microsoft.com/office/2006/metadata/contentType" xmlns:ma="http://schemas.microsoft.com/office/2006/metadata/properties/metaAttributes" ct:_="" ma:_="" ma:contentTypeName="Modulistica e Modelli" ma:contentTypeID="0x0101004F48A16EE6CB4320AF330DE4EBE8DB750055D17F50304844768B8C48A11458544900EEA682410AFD4C1993C23356160222EA000F866CA80A06624CAD3EBCA4C5E00D7C" ma:contentTypeVersion="1" ma:contentTypeDescription="" ma:contentTypeScope="" ma:versionID="6c9fe75181e76a83ea17993b18c01ee4">
   <xsd:schema xmlns:xsd="http://www.w3.org/2001/XMLSchema" xmlns:p="http://schemas.microsoft.com/office/2006/metadata/properties" xmlns:ns1="http://schemas.microsoft.com/sharepoint/v3" xmlns:ns2="17050E7E-A2DD-4021-B821-9F40A7206F78" targetNamespace="http://schemas.microsoft.com/office/2006/metadata/properties" ma:root="true" ma:fieldsID="bfeeb4410fcec1f75012fd3f45986c1b" ns1:_="" ns2:_="">
     <xsd:import namespace="http://schemas.microsoft.com/sharepoint/v3"/>
@@ -2064,34 +1902,31 @@
 </ct:contentTypeSchema>
 </file>
 
+<file path=customXml/item3.xml><?xml version="1.0" encoding="utf-8"?>
+<LongProperties xmlns="http://schemas.microsoft.com/office/2006/metadata/longProperties"/>
+</file>
+
 <file path=customXml/item4.xml><?xml version="1.0" encoding="utf-8"?>
-<?mso-contentType ?>
-<FormTemplates xmlns="http://schemas.microsoft.com/sharepoint/v3/contenttype/forms">
-  <Display>DocumentLibraryForm</Display>
-  <Edit>DocumentLibraryForm</Edit>
-  <New>DocumentLibraryForm</New>
-</FormTemplates>
+<p:properties xmlns:p="http://schemas.microsoft.com/office/2006/metadata/properties" xmlns:xsi="http://www.w3.org/2001/XMLSchema-instance" xmlns:pc="http://schemas.microsoft.com/office/infopath/2007/PartnerControls">
+  <documentManagement>
+    <PagineDiAssegnazione xmlns="17050E7E-A2DD-4021-B821-9F40A7206F78" xsi:nil="true"/>
+    <AnnoRedazione xmlns="17050E7E-A2DD-4021-B821-9F40A7206F78">2011</AnnoRedazione>
+    <AbstractO xmlns="17050E7E-A2DD-4021-B821-9F40A7206F78">Modello carta intestata AAGG.</AbstractO>
+    <AutoreDoc xmlns="17050E7E-A2DD-4021-B821-9F40A7206F78">AAGG - Settore Comunicazione</AutoreDoc>
+    <StatoDoc xmlns="17050E7E-A2DD-4021-B821-9F40A7206F78">Definitivo</StatoDoc>
+  </documentManagement>
+</p:properties>
 </file>
 
 <file path=customXml/itemProps1.xml><?xml version="1.0" encoding="utf-8"?>
-<ds:datastoreItem xmlns:ds="http://schemas.openxmlformats.org/officeDocument/2006/customXml" ds:itemID="{23ED0697-7295-46D3-9079-E030A669B2D9}">
+<ds:datastoreItem xmlns:ds="http://schemas.openxmlformats.org/officeDocument/2006/customXml" ds:itemID="{07E15B10-2AFC-4FCA-AA70-2B17F8F4FFA7}">
   <ds:schemaRefs>
-    <ds:schemaRef ds:uri="http://schemas.microsoft.com/office/2006/metadata/properties"/>
-    <ds:schemaRef ds:uri="http://schemas.microsoft.com/office/infopath/2007/PartnerControls"/>
-    <ds:schemaRef ds:uri="17050E7E-A2DD-4021-B821-9F40A7206F78"/>
+    <ds:schemaRef ds:uri="http://schemas.microsoft.com/sharepoint/v3/contenttype/forms"/>
   </ds:schemaRefs>
 </ds:datastoreItem>
 </file>
 
 <file path=customXml/itemProps2.xml><?xml version="1.0" encoding="utf-8"?>
-<ds:datastoreItem xmlns:ds="http://schemas.openxmlformats.org/officeDocument/2006/customXml" ds:itemID="{BE3374DD-44A5-42C6-B949-936FA2119B1A}">
-  <ds:schemaRefs>
-    <ds:schemaRef ds:uri="http://schemas.microsoft.com/office/2006/metadata/longProperties"/>
-  </ds:schemaRefs>
-</ds:datastoreItem>
-</file>
-
-<file path=customXml/itemProps3.xml><?xml version="1.0" encoding="utf-8"?>
 <ds:datastoreItem xmlns:ds="http://schemas.openxmlformats.org/officeDocument/2006/customXml" ds:itemID="{F37E072E-229E-4305-88D7-B6635AB6CC17}">
   <ds:schemaRefs>
     <ds:schemaRef ds:uri="http://schemas.microsoft.com/office/2006/metadata/contentType"/>
@@ -2109,10 +1944,20 @@
 </ds:datastoreItem>
 </file>
 
+<file path=customXml/itemProps3.xml><?xml version="1.0" encoding="utf-8"?>
+<ds:datastoreItem xmlns:ds="http://schemas.openxmlformats.org/officeDocument/2006/customXml" ds:itemID="{BE3374DD-44A5-42C6-B949-936FA2119B1A}">
+  <ds:schemaRefs>
+    <ds:schemaRef ds:uri="http://schemas.microsoft.com/office/2006/metadata/longProperties"/>
+  </ds:schemaRefs>
+</ds:datastoreItem>
+</file>
+
 <file path=customXml/itemProps4.xml><?xml version="1.0" encoding="utf-8"?>
-<ds:datastoreItem xmlns:ds="http://schemas.openxmlformats.org/officeDocument/2006/customXml" ds:itemID="{07E15B10-2AFC-4FCA-AA70-2B17F8F4FFA7}">
+<ds:datastoreItem xmlns:ds="http://schemas.openxmlformats.org/officeDocument/2006/customXml" ds:itemID="{23ED0697-7295-46D3-9079-E030A669B2D9}">
   <ds:schemaRefs>
-    <ds:schemaRef ds:uri="http://schemas.microsoft.com/sharepoint/v3/contenttype/forms"/>
+    <ds:schemaRef ds:uri="http://schemas.microsoft.com/office/2006/metadata/properties"/>
+    <ds:schemaRef ds:uri="http://schemas.microsoft.com/office/infopath/2007/PartnerControls"/>
+    <ds:schemaRef ds:uri="17050E7E-A2DD-4021-B821-9F40A7206F78"/>
   </ds:schemaRefs>
 </ds:datastoreItem>
 </file>
--- a/doc/INFORMS JoC/lettacc.docx
+++ b/doc/INFORMS JoC/lettacc.docx
@@ -81,8 +81,17 @@
           <w:sz w:val="22"/>
           <w:szCs w:val="22"/>
         </w:rPr>
-        <w:t>Cesena, Italy</w:t>
-      </w:r>
+        <w:t xml:space="preserve">Cesena, </w:t>
+      </w:r>
+      <w:proofErr w:type="spellStart"/>
+      <w:r>
+        <w:rPr>
+          <w:sz w:val="22"/>
+          <w:szCs w:val="22"/>
+        </w:rPr>
+        <w:t>Italy</w:t>
+      </w:r>
+      <w:proofErr w:type="spellEnd"/>
     </w:p>
     <w:p>
       <w:pPr>
@@ -140,23 +149,7 @@
           <w:szCs w:val="22"/>
           <w:lang w:val="en-US"/>
         </w:rPr>
-        <w:t>Editor</w:t>
-      </w:r>
-      <w:r>
-        <w:rPr>
-          <w:sz w:val="22"/>
-          <w:szCs w:val="22"/>
-          <w:lang w:val="en-US"/>
-        </w:rPr>
-        <w:t>s</w:t>
-      </w:r>
-      <w:r>
-        <w:rPr>
-          <w:sz w:val="22"/>
-          <w:szCs w:val="22"/>
-          <w:lang w:val="en-US"/>
-        </w:rPr>
-        <w:t>-in-Chief</w:t>
+        <w:t>Editor-in-Chief</w:t>
       </w:r>
     </w:p>
     <w:p>
@@ -370,23 +363,61 @@
           <w:szCs w:val="22"/>
           <w:lang w:val="en-US"/>
         </w:rPr>
-        <w:t>The paper fits perfectly with the journal mission as it proposes “</w:t>
-      </w:r>
-      <w:r>
-        <w:rPr>
-          <w:sz w:val="22"/>
-          <w:szCs w:val="22"/>
-          <w:lang w:val="en-US"/>
-        </w:rPr>
-        <w:t>We seek original research papers on relevant theories, methods, experiments, systems, and applications</w:t>
-      </w:r>
-      <w:r>
-        <w:rPr>
-          <w:sz w:val="22"/>
-          <w:szCs w:val="22"/>
-          <w:lang w:val="en-US"/>
-        </w:rPr>
-        <w:t xml:space="preserve">”. In particular, it fits the </w:t>
+        <w:t xml:space="preserve">The paper </w:t>
+      </w:r>
+      <w:r>
+        <w:rPr>
+          <w:sz w:val="22"/>
+          <w:szCs w:val="22"/>
+          <w:lang w:val="en-US"/>
+        </w:rPr>
+        <w:t>aligns well</w:t>
+      </w:r>
+      <w:r>
+        <w:rPr>
+          <w:sz w:val="22"/>
+          <w:szCs w:val="22"/>
+          <w:lang w:val="en-US"/>
+        </w:rPr>
+        <w:t xml:space="preserve"> with the journal mission</w:t>
+      </w:r>
+      <w:r>
+        <w:rPr>
+          <w:lang w:val="en-US"/>
+        </w:rPr>
+        <w:t xml:space="preserve"> </w:t>
+      </w:r>
+      <w:r>
+        <w:rPr>
+          <w:sz w:val="22"/>
+          <w:szCs w:val="22"/>
+          <w:lang w:val="en-US"/>
+        </w:rPr>
+        <w:t>by combining methodological innovation with computational experimentation and application</w:t>
+      </w:r>
+      <w:r>
+        <w:rPr>
+          <w:sz w:val="22"/>
+          <w:szCs w:val="22"/>
+          <w:lang w:val="en-US"/>
+        </w:rPr>
+        <w:t xml:space="preserve">. </w:t>
+      </w:r>
+      <w:r>
+        <w:rPr>
+          <w:sz w:val="22"/>
+          <w:szCs w:val="22"/>
+          <w:lang w:val="en-US"/>
+        </w:rPr>
+        <w:t>It falls within the area of</w:t>
+      </w:r>
+      <w:r>
+        <w:rPr>
+          <w:sz w:val="22"/>
+          <w:szCs w:val="22"/>
+          <w:lang w:val="en-US"/>
+        </w:rPr>
+        <w:t xml:space="preserve"> </w:t>
       </w:r>
       <w:r>
         <w:rPr>
@@ -420,7 +451,23 @@
           <w:szCs w:val="22"/>
           <w:lang w:val="en-US"/>
         </w:rPr>
-        <w:t xml:space="preserve">addressed </w:t>
+        <w:t>address</w:t>
+      </w:r>
+      <w:r>
+        <w:rPr>
+          <w:sz w:val="22"/>
+          <w:szCs w:val="22"/>
+          <w:lang w:val="en-US"/>
+        </w:rPr>
+        <w:t>ing</w:t>
+      </w:r>
+      <w:r>
+        <w:rPr>
+          <w:sz w:val="22"/>
+          <w:szCs w:val="22"/>
+          <w:lang w:val="en-US"/>
+        </w:rPr>
+        <w:t xml:space="preserve"> </w:t>
       </w:r>
       <w:r>
         <w:rPr>
@@ -452,15 +499,71 @@
           <w:szCs w:val="22"/>
           <w:lang w:val="en-US"/>
         </w:rPr>
-        <w:t xml:space="preserve">rest include </w:t>
-      </w:r>
-      <w:r>
-        <w:rPr>
-          <w:sz w:val="22"/>
-          <w:szCs w:val="22"/>
-          <w:lang w:val="en-US"/>
-        </w:rPr>
-        <w:t>stochastic linear and integer programming, and simulation optimization. Both methodological and modeling work is welcome. These areas are mature, so we also welcome papers at the interface of these areas and other methodological areas or applications</w:t>
+        <w:t xml:space="preserve">rest </w:t>
+      </w:r>
+      <w:r>
+        <w:rPr>
+          <w:sz w:val="22"/>
+          <w:szCs w:val="22"/>
+          <w:lang w:val="en-US"/>
+        </w:rPr>
+        <w:t>such as</w:t>
+      </w:r>
+      <w:r>
+        <w:rPr>
+          <w:sz w:val="22"/>
+          <w:szCs w:val="22"/>
+          <w:lang w:val="en-US"/>
+        </w:rPr>
+        <w:t xml:space="preserve"> </w:t>
+      </w:r>
+      <w:r>
+        <w:rPr>
+          <w:sz w:val="22"/>
+          <w:szCs w:val="22"/>
+          <w:lang w:val="en-US"/>
+        </w:rPr>
+        <w:t>stochastic integer programming, and simulation optimization</w:t>
+      </w:r>
+      <w:r>
+        <w:rPr>
+          <w:sz w:val="22"/>
+          <w:szCs w:val="22"/>
+          <w:lang w:val="en-US"/>
+        </w:rPr>
+        <w:t xml:space="preserve"> at a</w:t>
+      </w:r>
+      <w:r>
+        <w:rPr>
+          <w:sz w:val="22"/>
+          <w:szCs w:val="22"/>
+          <w:lang w:val="en-US"/>
+        </w:rPr>
+        <w:t xml:space="preserve"> methodological </w:t>
+      </w:r>
+      <w:r>
+        <w:rPr>
+          <w:sz w:val="22"/>
+          <w:szCs w:val="22"/>
+          <w:lang w:val="en-US"/>
+        </w:rPr>
+        <w:t>level</w:t>
+      </w:r>
+      <w:r>
+        <w:rPr>
+          <w:sz w:val="22"/>
+          <w:szCs w:val="22"/>
+          <w:lang w:val="en-US"/>
+        </w:rPr>
+        <w:t xml:space="preserve">. </w:t>
+      </w:r>
+      <w:r>
+        <w:rPr>
+          <w:sz w:val="22"/>
+          <w:szCs w:val="22"/>
+          <w:lang w:val="en-US"/>
+        </w:rPr>
+        <w:t>It also contributes at the interface of these areas with time series modeling and forecasting, and their application to two-echelon logistics systems.</w:t>
       </w:r>
       <w:r>
         <w:rPr>
@@ -487,7 +590,73 @@
           <w:szCs w:val="22"/>
           <w:lang w:val="en-US"/>
         </w:rPr>
-        <w:t>The paper addresses supply chain decision-making by proposing a novel framework that integrates forecasting and stochastic optimization within a distributionally robust optimization setting. The approach links predictive modeling and optimization in an iterative structure, enabling more robust operational decisions under demand uncertainty.</w:t>
+        <w:t xml:space="preserve">The </w:t>
+      </w:r>
+      <w:r>
+        <w:rPr>
+          <w:sz w:val="22"/>
+          <w:szCs w:val="22"/>
+          <w:lang w:val="en-US"/>
+        </w:rPr>
+        <w:t>manuscript</w:t>
+      </w:r>
+      <w:r>
+        <w:rPr>
+          <w:sz w:val="22"/>
+          <w:szCs w:val="22"/>
+          <w:lang w:val="en-US"/>
+        </w:rPr>
+        <w:t xml:space="preserve"> addresses supply chain decision-making by proposing a novel framework that integrates forecasting and stochastic optimization within a </w:t>
+      </w:r>
+      <w:proofErr w:type="spellStart"/>
+      <w:r>
+        <w:rPr>
+          <w:sz w:val="22"/>
+          <w:szCs w:val="22"/>
+          <w:lang w:val="en-US"/>
+        </w:rPr>
+        <w:t>distributionally</w:t>
+      </w:r>
+      <w:proofErr w:type="spellEnd"/>
+      <w:r>
+        <w:rPr>
+          <w:sz w:val="22"/>
+          <w:szCs w:val="22"/>
+          <w:lang w:val="en-US"/>
+        </w:rPr>
+        <w:t xml:space="preserve"> robust optimization</w:t>
+      </w:r>
+      <w:r>
+        <w:rPr>
+          <w:sz w:val="22"/>
+          <w:szCs w:val="22"/>
+          <w:lang w:val="en-US"/>
+        </w:rPr>
+        <w:t xml:space="preserve"> (DRO)</w:t>
+      </w:r>
+      <w:r>
+        <w:rPr>
+          <w:sz w:val="22"/>
+          <w:szCs w:val="22"/>
+          <w:lang w:val="en-US"/>
+        </w:rPr>
+        <w:t xml:space="preserve"> </w:t>
+      </w:r>
+      <w:r>
+        <w:rPr>
+          <w:sz w:val="22"/>
+          <w:szCs w:val="22"/>
+          <w:lang w:val="en-US"/>
+        </w:rPr>
+        <w:t>perspective</w:t>
+      </w:r>
+      <w:r>
+        <w:rPr>
+          <w:sz w:val="22"/>
+          <w:szCs w:val="22"/>
+          <w:lang w:val="en-US"/>
+        </w:rPr>
+        <w:t>. The approach links predictive modeling and optimization in an iterative structure, enabling more robust operational decisions under demand uncertainty.</w:t>
       </w:r>
     </w:p>
     <w:p>
@@ -506,7 +675,71 @@
           <w:szCs w:val="22"/>
           <w:lang w:val="en-US"/>
         </w:rPr>
-        <w:t>The study is grounded in a real-world logistics application involving two-echelon distribution planning. Beyond the empirical case, the methodology provides a general approach that may serve as an alternative to traditional DRO formulations when suitable historical data are available. A computational study is included to evaluate the scalability and performance of the proposed framework.</w:t>
+        <w:t xml:space="preserve">The study is grounded in a real-world logistics application involving two-echelon distribution planning. Beyond the empirical case, the </w:t>
+      </w:r>
+      <w:r>
+        <w:rPr>
+          <w:sz w:val="22"/>
+          <w:szCs w:val="22"/>
+          <w:lang w:val="en-US"/>
+        </w:rPr>
+        <w:t xml:space="preserve">proposed </w:t>
+      </w:r>
+      <w:r>
+        <w:rPr>
+          <w:sz w:val="22"/>
+          <w:szCs w:val="22"/>
+          <w:lang w:val="en-US"/>
+        </w:rPr>
+        <w:t xml:space="preserve">methodology provides a general approach that may serve as an alternative to traditional DRO formulations when suitable historical data are available. A computational study is included to </w:t>
+      </w:r>
+      <w:r>
+        <w:rPr>
+          <w:sz w:val="22"/>
+          <w:szCs w:val="22"/>
+          <w:lang w:val="en-US"/>
+        </w:rPr>
+        <w:t>assess</w:t>
+      </w:r>
+      <w:r>
+        <w:rPr>
+          <w:sz w:val="22"/>
+          <w:szCs w:val="22"/>
+          <w:lang w:val="en-US"/>
+        </w:rPr>
+        <w:t xml:space="preserve"> scalability and performance.</w:t>
+      </w:r>
+      <w:r>
+        <w:rPr>
+          <w:sz w:val="22"/>
+          <w:szCs w:val="22"/>
+          <w:lang w:val="en-US"/>
+        </w:rPr>
+        <w:t xml:space="preserve"> </w:t>
+      </w:r>
+      <w:r>
+        <w:rPr>
+          <w:sz w:val="22"/>
+          <w:szCs w:val="22"/>
+          <w:lang w:val="en-US"/>
+        </w:rPr>
+        <w:t>While t</w:t>
+      </w:r>
+      <w:r>
+        <w:rPr>
+          <w:sz w:val="22"/>
+          <w:szCs w:val="22"/>
+          <w:lang w:val="en-US"/>
+        </w:rPr>
+        <w:t xml:space="preserve">he empirical dataset was previously used in Maniezzo and Zhou (2023) for a different application context, </w:t>
+      </w:r>
+      <w:r>
+        <w:rPr>
+          <w:sz w:val="22"/>
+          <w:szCs w:val="22"/>
+          <w:lang w:val="en-US"/>
+        </w:rPr>
+        <w:t>the present work develops a fundamentally different modeling framework with new objectives and decision structures.</w:t>
       </w:r>
     </w:p>
     <w:p>
@@ -525,7 +758,23 @@
           <w:szCs w:val="22"/>
           <w:lang w:val="en-US"/>
         </w:rPr>
-        <w:t>Although the empirical dataset was previously used in Maniezzo and Zhou (2023) for a different application context, the present manuscript develops an entirely new modeling approach with different objectives and constraints, introducing novel forecasting and optimization methodologies.</w:t>
+        <w:t>This manuscript has not been published previously and is not under consideration elsewhere. All authors have approved the submission and confirm compliance with the journal’s ethical guidelines.</w:t>
+      </w:r>
+      <w:r>
+        <w:rPr>
+          <w:sz w:val="22"/>
+          <w:szCs w:val="22"/>
+          <w:lang w:val="en-US"/>
+        </w:rPr>
+        <w:t xml:space="preserve"> </w:t>
+      </w:r>
+      <w:r>
+        <w:rPr>
+          <w:sz w:val="22"/>
+          <w:szCs w:val="22"/>
+          <w:lang w:val="en-US"/>
+        </w:rPr>
+        <w:t>We also confirm that generative AI tools were used only for language editing (style and syntax).</w:t>
       </w:r>
     </w:p>
     <w:p>
@@ -544,39 +793,37 @@
           <w:szCs w:val="22"/>
           <w:lang w:val="en-US"/>
         </w:rPr>
-        <w:t>This manuscript has not been published previously and is not under consideration elsewhere. All authors have approved the submission and confirm compliance with the journal’s ethical guidelines.</w:t>
-      </w:r>
-      <w:r>
-        <w:rPr>
-          <w:sz w:val="22"/>
-          <w:szCs w:val="22"/>
-          <w:lang w:val="en-US"/>
-        </w:rPr>
-        <w:t xml:space="preserve"> </w:t>
-      </w:r>
-      <w:r>
-        <w:rPr>
-          <w:sz w:val="22"/>
-          <w:szCs w:val="22"/>
-          <w:lang w:val="en-US"/>
-        </w:rPr>
-        <w:t>We affirm that no generative AI was used in the preparation of the manuscript</w:t>
-      </w:r>
-      <w:r>
-        <w:rPr>
-          <w:sz w:val="22"/>
-          <w:szCs w:val="22"/>
-          <w:lang w:val="en-US"/>
-        </w:rPr>
-        <w:t xml:space="preserve"> besides style and syntax checking</w:t>
-      </w:r>
-      <w:r>
-        <w:rPr>
-          <w:sz w:val="22"/>
-          <w:szCs w:val="22"/>
-          <w:lang w:val="en-US"/>
-        </w:rPr>
-        <w:t>.</w:t>
+        <w:t xml:space="preserve">We appreciate your consideration and look forward to your feedback. </w:t>
+      </w:r>
+    </w:p>
+    <w:p>
+      <w:pPr>
+        <w:spacing w:line="259" w:lineRule="auto"/>
+        <w:jc w:val="both"/>
+        <w:rPr>
+          <w:sz w:val="22"/>
+          <w:szCs w:val="22"/>
+          <w:lang w:val="en-US"/>
+        </w:rPr>
+      </w:pPr>
+    </w:p>
+    <w:p>
+      <w:pPr>
+        <w:spacing w:line="259" w:lineRule="auto"/>
+        <w:jc w:val="both"/>
+        <w:rPr>
+          <w:sz w:val="22"/>
+          <w:szCs w:val="22"/>
+          <w:lang w:val="en-US"/>
+        </w:rPr>
+      </w:pPr>
+      <w:r>
+        <w:rPr>
+          <w:sz w:val="22"/>
+          <w:szCs w:val="22"/>
+          <w:lang w:val="en-US"/>
+        </w:rPr>
+        <w:t>Sincerely,</w:t>
       </w:r>
     </w:p>
     <w:p>
@@ -595,55 +842,6 @@
           <w:szCs w:val="22"/>
           <w:lang w:val="en-US"/>
         </w:rPr>
-        <w:t xml:space="preserve">We appreciate your consideration and look forward to your feedback. </w:t>
-      </w:r>
-    </w:p>
-    <w:p>
-      <w:pPr>
-        <w:spacing w:line="259" w:lineRule="auto"/>
-        <w:jc w:val="both"/>
-        <w:rPr>
-          <w:sz w:val="22"/>
-          <w:szCs w:val="22"/>
-          <w:lang w:val="en-US"/>
-        </w:rPr>
-      </w:pPr>
-    </w:p>
-    <w:p>
-      <w:pPr>
-        <w:spacing w:line="259" w:lineRule="auto"/>
-        <w:jc w:val="both"/>
-        <w:rPr>
-          <w:sz w:val="22"/>
-          <w:szCs w:val="22"/>
-          <w:lang w:val="en-US"/>
-        </w:rPr>
-      </w:pPr>
-      <w:r>
-        <w:rPr>
-          <w:sz w:val="22"/>
-          <w:szCs w:val="22"/>
-          <w:lang w:val="en-US"/>
-        </w:rPr>
-        <w:t>Sincerely,</w:t>
-      </w:r>
-    </w:p>
-    <w:p>
-      <w:pPr>
-        <w:spacing w:before="120" w:line="259" w:lineRule="auto"/>
-        <w:jc w:val="both"/>
-        <w:rPr>
-          <w:sz w:val="22"/>
-          <w:szCs w:val="22"/>
-          <w:lang w:val="en-US"/>
-        </w:rPr>
-      </w:pPr>
-      <w:r>
-        <w:rPr>
-          <w:sz w:val="22"/>
-          <w:szCs w:val="22"/>
-          <w:lang w:val="en-US"/>
-        </w:rPr>
         <w:t>Vittorio Maniezzo</w:t>
       </w:r>
       <w:r>
@@ -673,13 +871,41 @@
           <w:lang w:val="en-US"/>
         </w:rPr>
       </w:pPr>
-      <w:r>
-        <w:rPr>
-          <w:sz w:val="22"/>
-          <w:szCs w:val="22"/>
-          <w:lang w:val="en-US"/>
-        </w:rPr>
-        <w:t>Livio Fenga, University of Exeter Business School</w:t>
+      <w:proofErr w:type="spellStart"/>
+      <w:r>
+        <w:rPr>
+          <w:sz w:val="22"/>
+          <w:szCs w:val="22"/>
+          <w:lang w:val="en-US"/>
+        </w:rPr>
+        <w:t>Livio</w:t>
+      </w:r>
+      <w:proofErr w:type="spellEnd"/>
+      <w:r>
+        <w:rPr>
+          <w:sz w:val="22"/>
+          <w:szCs w:val="22"/>
+          <w:lang w:val="en-US"/>
+        </w:rPr>
+        <w:t xml:space="preserve"> </w:t>
+      </w:r>
+      <w:proofErr w:type="spellStart"/>
+      <w:r>
+        <w:rPr>
+          <w:sz w:val="22"/>
+          <w:szCs w:val="22"/>
+          <w:lang w:val="en-US"/>
+        </w:rPr>
+        <w:t>Fenga</w:t>
+      </w:r>
+      <w:proofErr w:type="spellEnd"/>
+      <w:r>
+        <w:rPr>
+          <w:sz w:val="22"/>
+          <w:szCs w:val="22"/>
+          <w:lang w:val="en-US"/>
+        </w:rPr>
+        <w:t>, University of Exeter Business School</w:t>
       </w:r>
     </w:p>
     <w:p>
